--- a/public/docxFiles/shotBlastingEquipment/shotBlastingEquipment_characteristics.docx
+++ b/public/docxFiles/shotBlastingEquipment/shotBlastingEquipment_characteristics.docx
@@ -39,7 +39,27 @@
           <w:sz w:val="36"/>
           <w:szCs w:val="36"/>
         </w:rPr>
-        <w:t>Харакnеристики</w:t>
+        <w:t>Харак</w:t>
+      </w:r>
+      <w:r>
+        <w:rPr>
+          <w:rFonts w:cs="Times New Roman" w:ascii="Times New Roman" w:hAnsi="Times New Roman"/>
+          <w:b/>
+          <w:bCs/>
+          <w:sz w:val="36"/>
+          <w:szCs w:val="36"/>
+        </w:rPr>
+        <w:t>т</w:t>
+      </w:r>
+      <w:r>
+        <w:rPr>
+          <w:rFonts w:cs="Times New Roman" w:ascii="Times New Roman" w:hAnsi="Times New Roman"/>
+          <w:b/>
+          <w:bCs/>
+          <w:sz w:val="36"/>
+          <w:szCs w:val="36"/>
+        </w:rPr>
+        <w:t>еристики</w:t>
       </w:r>
     </w:p>
     <w:p>
@@ -82,7 +102,9 @@
         <w:gridCol w:w="5669"/>
       </w:tblGrid>
       <w:tr>
-        <w:trPr/>
+        <w:trPr>
+          <w:trHeight w:val="395" w:hRule="atLeast"/>
+        </w:trPr>
         <w:tc>
           <w:tcPr>
             <w:tcW w:w="5668" w:type="dxa"/>
@@ -92,13 +114,7 @@
             <w:pPr>
               <w:pStyle w:val="NoSpacing"/>
               <w:jc w:val="start"/>
-              <w:rPr>
-                <w:rFonts w:ascii="Times New Roman" w:hAnsi="Times New Roman" w:cs="Times New Roman"/>
-                <w:b/>
-                <w:sz w:val="32"/>
-                <w:szCs w:val="32"/>
-                <w:lang w:val="en-US"/>
-              </w:rPr>
+              <w:rPr/>
             </w:pPr>
             <w:r>
               <w:rPr>
@@ -131,16 +147,13 @@
               <w:pStyle w:val="NoSpacing"/>
               <w:jc w:val="center"/>
               <w:rPr>
-                <w:rFonts w:ascii="Times New Roman" w:hAnsi="Times New Roman" w:cs="Times New Roman"/>
-                <w:b/>
                 <w:sz w:val="32"/>
                 <w:szCs w:val="32"/>
-                <w:lang w:val="en-US"/>
-              </w:rPr>
-            </w:pPr>
-            <w:r>
-              <w:rPr>
-                <w:rFonts w:cs="Times New Roman" w:ascii="Times New Roman" w:hAnsi="Times New Roman"/>
+              </w:rPr>
+            </w:pPr>
+            <w:r>
+              <w:rPr>
+                <w:rFonts w:cs="Times New Roman"/>
                 <w:b/>
                 <w:color w:val="000000"/>
                 <w:sz w:val="32"/>
@@ -163,13 +176,13 @@
           </w:tcPr>
           <w:p>
             <w:pPr>
-              <w:pStyle w:val="Style17"/>
+              <w:pStyle w:val="user3"/>
               <w:rPr/>
             </w:pPr>
             <w:r>
               <w:rPr/>
               <w:drawing>
-                <wp:anchor distT="0" distB="0" distL="0" distR="0" simplePos="0" relativeHeight="2" behindDoc="0" locked="0" layoutInCell="0" allowOverlap="1">
+                <wp:anchor distT="0" distB="0" distL="0" distR="0" simplePos="0" relativeHeight="2" behindDoc="0" locked="0" layoutInCell="1" allowOverlap="1">
                   <wp:simplePos x="0" y="0"/>
                   <wp:positionH relativeFrom="column">
                     <wp:posOffset>9525</wp:posOffset>
@@ -224,13 +237,13 @@
           </w:tcPr>
           <w:p>
             <w:pPr>
-              <w:pStyle w:val="Style17"/>
+              <w:pStyle w:val="user3"/>
               <w:rPr/>
             </w:pPr>
             <w:r>
               <w:rPr/>
               <w:drawing>
-                <wp:anchor distT="0" distB="0" distL="0" distR="0" simplePos="0" relativeHeight="3" behindDoc="0" locked="0" layoutInCell="0" allowOverlap="1">
+                <wp:anchor distT="0" distB="0" distL="0" distR="0" simplePos="0" relativeHeight="3" behindDoc="0" locked="0" layoutInCell="1" allowOverlap="1">
                   <wp:simplePos x="0" y="0"/>
                   <wp:positionH relativeFrom="column">
                     <wp:posOffset>12065</wp:posOffset>
@@ -293,7 +306,13 @@
         </w:rPr>
       </w:pPr>
       <w:r>
-        <w:rPr/>
+        <w:rPr>
+          <w:rFonts w:cs="Times New Roman" w:ascii="Times New Roman" w:hAnsi="Times New Roman"/>
+          <w:b/>
+          <w:bCs/>
+          <w:sz w:val="36"/>
+          <w:szCs w:val="36"/>
+        </w:rPr>
       </w:r>
     </w:p>
     <w:tbl>
@@ -1595,6 +1614,13 @@
       <w:lang w:val="en-US" w:eastAsia="en-US"/>
     </w:rPr>
   </w:style>
+  <w:style w:type="paragraph" w:styleId="user2">
+    <w:name w:val="Вміст рамки (user)"/>
+    <w:basedOn w:val="Normal"/>
+    <w:qFormat/>
+    <w:pPr/>
+    <w:rPr/>
+  </w:style>
   <w:style w:type="paragraph" w:styleId="Style16">
     <w:name w:val="Вміст рамки"/>
     <w:basedOn w:val="Normal"/>
@@ -1602,12 +1628,28 @@
     <w:pPr/>
     <w:rPr/>
   </w:style>
-  <w:style w:type="paragraph" w:styleId="user2">
-    <w:name w:val="Вміст рамки (user)"/>
+  <w:style w:type="paragraph" w:styleId="Style17">
+    <w:name w:val="Вміст таблиці"/>
     <w:basedOn w:val="Normal"/>
     <w:qFormat/>
-    <w:pPr/>
+    <w:pPr>
+      <w:widowControl w:val="false"/>
+      <w:suppressLineNumbers/>
+    </w:pPr>
     <w:rPr/>
+  </w:style>
+  <w:style w:type="paragraph" w:styleId="Style18">
+    <w:name w:val="Заголовок таблиці"/>
+    <w:basedOn w:val="Style17"/>
+    <w:qFormat/>
+    <w:pPr>
+      <w:suppressLineNumbers/>
+      <w:jc w:val="center"/>
+    </w:pPr>
+    <w:rPr>
+      <w:b/>
+      <w:bCs/>
+    </w:rPr>
   </w:style>
   <w:style w:type="paragraph" w:styleId="user3">
     <w:name w:val="Вміст таблиці (user)"/>
@@ -1632,31 +1674,8 @@
       <w:bCs/>
     </w:rPr>
   </w:style>
-  <w:style w:type="paragraph" w:styleId="Style17">
-    <w:name w:val="Вміст таблиці"/>
-    <w:basedOn w:val="Normal"/>
-    <w:qFormat/>
-    <w:pPr>
-      <w:widowControl w:val="false"/>
-      <w:suppressLineNumbers/>
-    </w:pPr>
-    <w:rPr/>
-  </w:style>
-  <w:style w:type="paragraph" w:styleId="Style18">
-    <w:name w:val="Заголовок таблиці"/>
-    <w:basedOn w:val="Style17"/>
-    <w:qFormat/>
-    <w:pPr>
-      <w:suppressLineNumbers/>
-      <w:jc w:val="center"/>
-    </w:pPr>
-    <w:rPr>
-      <w:b/>
-      <w:bCs/>
-    </w:rPr>
-  </w:style>
-  <w:style w:type="numbering" w:styleId="Style19" w:default="1">
-    <w:name w:val="Без маркерів"/>
+  <w:style w:type="numbering" w:styleId="user5" w:default="1">
+    <w:name w:val="Без маркерів (user)"/>
     <w:uiPriority w:val="99"/>
     <w:semiHidden/>
     <w:unhideWhenUsed/>

--- a/public/docxFiles/shotBlastingEquipment/shotBlastingEquipment_characteristics.docx
+++ b/public/docxFiles/shotBlastingEquipment/shotBlastingEquipment_characteristics.docx
@@ -39,27 +39,7 @@
           <w:sz w:val="36"/>
           <w:szCs w:val="36"/>
         </w:rPr>
-        <w:t>Харак</w:t>
-      </w:r>
-      <w:r>
-        <w:rPr>
-          <w:rFonts w:cs="Times New Roman" w:ascii="Times New Roman" w:hAnsi="Times New Roman"/>
-          <w:b/>
-          <w:bCs/>
-          <w:sz w:val="36"/>
-          <w:szCs w:val="36"/>
-        </w:rPr>
-        <w:t>т</w:t>
-      </w:r>
-      <w:r>
-        <w:rPr>
-          <w:rFonts w:cs="Times New Roman" w:ascii="Times New Roman" w:hAnsi="Times New Roman"/>
-          <w:b/>
-          <w:bCs/>
-          <w:sz w:val="36"/>
-          <w:szCs w:val="36"/>
-        </w:rPr>
-        <w:t>еристики</w:t>
+        <w:t>Характеристики</w:t>
       </w:r>
     </w:p>
     <w:p>
@@ -176,7 +156,7 @@
           </w:tcPr>
           <w:p>
             <w:pPr>
-              <w:pStyle w:val="user3"/>
+              <w:pStyle w:val="Style17"/>
               <w:rPr/>
             </w:pPr>
             <w:r>
@@ -185,15 +165,15 @@
                 <wp:anchor distT="0" distB="0" distL="0" distR="0" simplePos="0" relativeHeight="2" behindDoc="0" locked="0" layoutInCell="1" allowOverlap="1">
                   <wp:simplePos x="0" y="0"/>
                   <wp:positionH relativeFrom="column">
-                    <wp:posOffset>9525</wp:posOffset>
+                    <wp:posOffset>46990</wp:posOffset>
                   </wp:positionH>
                   <wp:positionV relativeFrom="paragraph">
-                    <wp:posOffset>52070</wp:posOffset>
+                    <wp:posOffset>25400</wp:posOffset>
                   </wp:positionV>
-                  <wp:extent cx="2990850" cy="3838575"/>
+                  <wp:extent cx="2988310" cy="3815715"/>
                   <wp:effectExtent l="0" t="0" r="0" b="0"/>
-                  <wp:wrapSquare wrapText="largest"/>
-                  <wp:docPr id="1" name="Зображення1"/>
+                  <wp:wrapNone/>
+                  <wp:docPr id="1" name="Зображення3"/>
                   <wp:cNvGraphicFramePr>
                     <a:graphicFrameLocks xmlns:a="http://schemas.openxmlformats.org/drawingml/2006/main" noChangeAspect="1"/>
                   </wp:cNvGraphicFramePr>
@@ -201,7 +181,7 @@
                     <a:graphicData uri="http://schemas.openxmlformats.org/drawingml/2006/picture">
                       <pic:pic xmlns:pic="http://schemas.openxmlformats.org/drawingml/2006/picture">
                         <pic:nvPicPr>
-                          <pic:cNvPr id="1" name="Зображення1"/>
+                          <pic:cNvPr id="1" name="Зображення3"/>
                           <pic:cNvPicPr>
                             <a:picLocks noChangeAspect="1" noChangeArrowheads="1"/>
                           </pic:cNvPicPr>
@@ -215,7 +195,7 @@
                         <pic:spPr bwMode="auto">
                           <a:xfrm>
                             <a:off x="0" y="0"/>
-                            <a:ext cx="2990850" cy="3838575"/>
+                            <a:ext cx="2988310" cy="3815715"/>
                           </a:xfrm>
                           <a:prstGeom prst="rect">
                             <a:avLst/>
@@ -237,24 +217,24 @@
           </w:tcPr>
           <w:p>
             <w:pPr>
-              <w:pStyle w:val="user3"/>
+              <w:pStyle w:val="Style17"/>
               <w:rPr/>
             </w:pPr>
             <w:r>
               <w:rPr/>
               <w:drawing>
-                <wp:anchor distT="0" distB="0" distL="0" distR="0" simplePos="0" relativeHeight="3" behindDoc="0" locked="0" layoutInCell="1" allowOverlap="1">
+                <wp:anchor distT="0" distB="0" distL="0" distR="0" simplePos="0" relativeHeight="3" behindDoc="0" locked="0" layoutInCell="0" allowOverlap="1">
                   <wp:simplePos x="0" y="0"/>
                   <wp:positionH relativeFrom="column">
-                    <wp:posOffset>12065</wp:posOffset>
+                    <wp:posOffset>150495</wp:posOffset>
                   </wp:positionH>
                   <wp:positionV relativeFrom="paragraph">
-                    <wp:posOffset>74930</wp:posOffset>
+                    <wp:posOffset>9525</wp:posOffset>
                   </wp:positionV>
-                  <wp:extent cx="3419475" cy="3790950"/>
+                  <wp:extent cx="3420110" cy="3815715"/>
                   <wp:effectExtent l="0" t="0" r="0" b="0"/>
                   <wp:wrapSquare wrapText="largest"/>
-                  <wp:docPr id="2" name="Зображення2"/>
+                  <wp:docPr id="2" name="Зображення1"/>
                   <wp:cNvGraphicFramePr>
                     <a:graphicFrameLocks xmlns:a="http://schemas.openxmlformats.org/drawingml/2006/main" noChangeAspect="1"/>
                   </wp:cNvGraphicFramePr>
@@ -262,7 +242,7 @@
                     <a:graphicData uri="http://schemas.openxmlformats.org/drawingml/2006/picture">
                       <pic:pic xmlns:pic="http://schemas.openxmlformats.org/drawingml/2006/picture">
                         <pic:nvPicPr>
-                          <pic:cNvPr id="2" name="Зображення2"/>
+                          <pic:cNvPr id="2" name="Зображення1"/>
                           <pic:cNvPicPr>
                             <a:picLocks noChangeAspect="1" noChangeArrowheads="1"/>
                           </pic:cNvPicPr>
@@ -276,7 +256,7 @@
                         <pic:spPr bwMode="auto">
                           <a:xfrm>
                             <a:off x="0" y="0"/>
-                            <a:ext cx="3419475" cy="3790950"/>
+                            <a:ext cx="3420110" cy="3815715"/>
                           </a:xfrm>
                           <a:prstGeom prst="rect">
                             <a:avLst/>
@@ -1614,6 +1594,13 @@
       <w:lang w:val="en-US" w:eastAsia="en-US"/>
     </w:rPr>
   </w:style>
+  <w:style w:type="paragraph" w:styleId="Style16">
+    <w:name w:val="Вміст рамки"/>
+    <w:basedOn w:val="Normal"/>
+    <w:qFormat/>
+    <w:pPr/>
+    <w:rPr/>
+  </w:style>
   <w:style w:type="paragraph" w:styleId="user2">
     <w:name w:val="Вміст рамки (user)"/>
     <w:basedOn w:val="Normal"/>
@@ -1621,12 +1608,28 @@
     <w:pPr/>
     <w:rPr/>
   </w:style>
-  <w:style w:type="paragraph" w:styleId="Style16">
-    <w:name w:val="Вміст рамки"/>
+  <w:style w:type="paragraph" w:styleId="user3">
+    <w:name w:val="Вміст таблиці (user)"/>
     <w:basedOn w:val="Normal"/>
     <w:qFormat/>
-    <w:pPr/>
+    <w:pPr>
+      <w:widowControl w:val="false"/>
+      <w:suppressLineNumbers/>
+    </w:pPr>
     <w:rPr/>
+  </w:style>
+  <w:style w:type="paragraph" w:styleId="user4">
+    <w:name w:val="Заголовок таблиці (user)"/>
+    <w:basedOn w:val="user3"/>
+    <w:qFormat/>
+    <w:pPr>
+      <w:suppressLineNumbers/>
+      <w:jc w:val="center"/>
+    </w:pPr>
+    <w:rPr>
+      <w:b/>
+      <w:bCs/>
+    </w:rPr>
   </w:style>
   <w:style w:type="paragraph" w:styleId="Style17">
     <w:name w:val="Вміст таблиці"/>
@@ -1651,31 +1654,8 @@
       <w:bCs/>
     </w:rPr>
   </w:style>
-  <w:style w:type="paragraph" w:styleId="user3">
-    <w:name w:val="Вміст таблиці (user)"/>
-    <w:basedOn w:val="Normal"/>
-    <w:qFormat/>
-    <w:pPr>
-      <w:widowControl w:val="false"/>
-      <w:suppressLineNumbers/>
-    </w:pPr>
-    <w:rPr/>
-  </w:style>
-  <w:style w:type="paragraph" w:styleId="user4">
-    <w:name w:val="Заголовок таблиці (user)"/>
-    <w:basedOn w:val="user3"/>
-    <w:qFormat/>
-    <w:pPr>
-      <w:suppressLineNumbers/>
-      <w:jc w:val="center"/>
-    </w:pPr>
-    <w:rPr>
-      <w:b/>
-      <w:bCs/>
-    </w:rPr>
-  </w:style>
-  <w:style w:type="numbering" w:styleId="user5" w:default="1">
-    <w:name w:val="Без маркерів (user)"/>
+  <w:style w:type="numbering" w:styleId="Style19" w:default="1">
+    <w:name w:val="Без маркерів"/>
     <w:uiPriority w:val="99"/>
     <w:semiHidden/>
     <w:unhideWhenUsed/>
